--- a/НИР_ЭДО_ПОЛНЫЙ_АРХИВ/03_ЭДО_в_целом/01_Первый_комплект/04_Сингапур_ЭДО.docx
+++ b/НИР_ЭДО_ПОЛНЫЙ_АРХИВ/03_ЭДО_в_целом/01_Первый_комплект/04_Сингапур_ЭДО.docx
@@ -11,6 +11,7 @@
         <w:rPr>
           <w:rFonts w:ascii="Calibri" w:hAnsi="Calibri" w:eastAsia="Calibri"/>
           <w:b/>
+          <w:i w:val="0"/>
           <w:color w:val="1F4E79"/>
           <w:sz w:val="44"/>
         </w:rPr>
@@ -25,10 +26,26 @@
         <w:rPr>
           <w:rFonts w:ascii="Calibri" w:hAnsi="Calibri" w:eastAsia="Calibri"/>
           <w:b w:val="0"/>
+          <w:i w:val="0"/>
           <w:color w:val="535353"/>
           <w:sz w:val="26"/>
         </w:rPr>
         <w:t>Сравнительный обзор с Российской Федерацией</w:t>
+      </w:r>
+    </w:p>
+    <w:p>
+      <w:pPr>
+        <w:spacing w:after="160"/>
+      </w:pPr>
+      <w:r>
+        <w:rPr>
+          <w:rFonts w:ascii="Calibri" w:hAnsi="Calibri" w:eastAsia="Calibri"/>
+          <w:b w:val="0"/>
+          <w:i w:val="0"/>
+          <w:color w:val="535353"/>
+          <w:sz w:val="22"/>
+        </w:rPr>
+        <w:t>Сравнительный анализ зарубежного регулирования электронного документооборота (ЭДО) с правовой моделью Российской Федерации. Актуализация: август 2026 г.</w:t>
       </w:r>
     </w:p>
     <w:p>
@@ -39,10 +56,11 @@
         <w:rPr>
           <w:rFonts w:ascii="Calibri" w:hAnsi="Calibri" w:eastAsia="Calibri"/>
           <w:b w:val="0"/>
+          <w:i/>
           <w:color w:val="535353"/>
-          <w:sz w:val="22"/>
+          <w:sz w:val="20"/>
         </w:rPr>
-        <w:t>Сравнительный анализ зарубежного регулирования электронного документооборота (ЭДО) с правовой моделью Российской Федерации. Актуализация: август 2026 г.</w:t>
+        <w:t>Как проверить. После каждого блока фактов — строка «Проверить» с кликабельной ссылкой на официальный текст закона, судебное решение или первоисточник. Рекомендации («что добавить / не переносить») — выводы автора НИР, но рядом указаны нормы, на которые они опираются. Номера дел не вымышлены.</w:t>
       </w:r>
     </w:p>
     <w:p>
@@ -58,60 +76,600 @@
         <w:rPr>
           <w:rFonts w:ascii="Calibri" w:hAnsi="Calibri" w:eastAsia="Calibri"/>
           <w:b w:val="0"/>
+          <w:i w:val="0"/>
           <w:sz w:val="24"/>
         </w:rPr>
         <w:t>Основные акты: Electronic Transactions Act 2010 (поправки 2021 — MLETR); Конвенция ООН 2005</w:t>
       </w:r>
     </w:p>
     <w:p>
+      <w:pPr>
+        <w:spacing w:before="0" w:after="200"/>
+      </w:pPr>
       <w:r>
         <w:rPr>
           <w:rFonts w:ascii="Calibri" w:hAnsi="Calibri" w:eastAsia="Calibri"/>
           <w:b w:val="0"/>
+          <w:i/>
+          <w:color w:val="535353"/>
+          <w:sz w:val="18"/>
+        </w:rPr>
+        <w:t xml:space="preserve">Проверить: </w:t>
+      </w:r>
+      <w:hyperlink r:id="rId9">
+        <w:r>
+          <w:rPr>
+            <w:color w:val="0563C1"/>
+            <w:u w:val="single"/>
+            <w:sz w:val="18"/>
+            <w:rFonts w:ascii="Calibri" w:hAnsi="Calibri"/>
+          </w:rPr>
+          <w:t xml:space="preserve">Singapore Electronic Transactions Act 2010</w:t>
+        </w:r>
+      </w:hyperlink>
+      <w:r>
+        <w:rPr>
+          <w:rFonts w:ascii="Calibri" w:hAnsi="Calibri" w:eastAsia="Calibri"/>
+          <w:b w:val="0"/>
+          <w:i w:val="0"/>
+          <w:color w:val="535353"/>
+          <w:sz w:val="18"/>
+        </w:rPr>
+        <w:t xml:space="preserve">  ·  </w:t>
+      </w:r>
+      <w:hyperlink r:id="rId10">
+        <w:r>
+          <w:rPr>
+            <w:color w:val="0563C1"/>
+            <w:u w:val="single"/>
+            <w:sz w:val="18"/>
+            <w:rFonts w:ascii="Calibri" w:hAnsi="Calibri"/>
+          </w:rPr>
+          <w:t xml:space="preserve">UNCITRAL MLETR 2017</w:t>
+        </w:r>
+      </w:hyperlink>
+      <w:r>
+        <w:rPr>
+          <w:rFonts w:ascii="Calibri" w:hAnsi="Calibri" w:eastAsia="Calibri"/>
+          <w:b w:val="0"/>
+          <w:i w:val="0"/>
+          <w:color w:val="535353"/>
+          <w:sz w:val="18"/>
+        </w:rPr>
+        <w:t xml:space="preserve">  ·  </w:t>
+      </w:r>
+      <w:hyperlink r:id="rId11">
+        <w:r>
+          <w:rPr>
+            <w:color w:val="0563C1"/>
+            <w:u w:val="single"/>
+            <w:sz w:val="18"/>
+            <w:rFonts w:ascii="Calibri" w:hAnsi="Calibri"/>
+          </w:rPr>
+          <w:t xml:space="preserve">Статус имплементации MLETR (UNCITRAL)</w:t>
+        </w:r>
+      </w:hyperlink>
+      <w:r>
+        <w:rPr>
+          <w:rFonts w:ascii="Calibri" w:hAnsi="Calibri" w:eastAsia="Calibri"/>
+          <w:b w:val="0"/>
+          <w:i w:val="0"/>
+          <w:color w:val="535353"/>
+          <w:sz w:val="18"/>
+        </w:rPr>
+        <w:t xml:space="preserve">  ·  </w:t>
+      </w:r>
+      <w:hyperlink r:id="rId12">
+        <w:r>
+          <w:rPr>
+            <w:color w:val="0563C1"/>
+            <w:u w:val="single"/>
+            <w:sz w:val="18"/>
+            <w:rFonts w:ascii="Calibri" w:hAnsi="Calibri"/>
+          </w:rPr>
+          <w:t xml:space="preserve">Конвенция ООН 2005 об электронных сообщениях в международных договорах</w:t>
+        </w:r>
+      </w:hyperlink>
+    </w:p>
+    <w:p>
+      <w:r>
+        <w:rPr>
+          <w:rFonts w:ascii="Calibri" w:hAnsi="Calibri" w:eastAsia="Calibri"/>
+          <w:b w:val="0"/>
+          <w:i w:val="0"/>
           <w:sz w:val="24"/>
         </w:rPr>
         <w:t>Основной акт — Electronic Transactions Act 2010 (ETA). Закон реализует Конвенцию ООН 2005 об электронных сообщениях в международных договорах и с поправками 2021 — Типовой закон UNCITRAL об электронных передаваемых записях (MLETR).</w:t>
       </w:r>
     </w:p>
     <w:p>
+      <w:pPr>
+        <w:spacing w:before="0" w:after="200"/>
+      </w:pPr>
       <w:r>
         <w:rPr>
           <w:rFonts w:ascii="Calibri" w:hAnsi="Calibri" w:eastAsia="Calibri"/>
           <w:b w:val="0"/>
+          <w:i/>
+          <w:color w:val="535353"/>
+          <w:sz w:val="18"/>
+        </w:rPr>
+        <w:t xml:space="preserve">Проверить: </w:t>
+      </w:r>
+      <w:hyperlink r:id="rId9">
+        <w:r>
+          <w:rPr>
+            <w:color w:val="0563C1"/>
+            <w:u w:val="single"/>
+            <w:sz w:val="18"/>
+            <w:rFonts w:ascii="Calibri" w:hAnsi="Calibri"/>
+          </w:rPr>
+          <w:t xml:space="preserve">Singapore Electronic Transactions Act 2010</w:t>
+        </w:r>
+      </w:hyperlink>
+      <w:r>
+        <w:rPr>
+          <w:rFonts w:ascii="Calibri" w:hAnsi="Calibri" w:eastAsia="Calibri"/>
+          <w:b w:val="0"/>
+          <w:i w:val="0"/>
+          <w:color w:val="535353"/>
+          <w:sz w:val="18"/>
+        </w:rPr>
+        <w:t xml:space="preserve">  ·  </w:t>
+      </w:r>
+      <w:hyperlink r:id="rId10">
+        <w:r>
+          <w:rPr>
+            <w:color w:val="0563C1"/>
+            <w:u w:val="single"/>
+            <w:sz w:val="18"/>
+            <w:rFonts w:ascii="Calibri" w:hAnsi="Calibri"/>
+          </w:rPr>
+          <w:t xml:space="preserve">UNCITRAL MLETR 2017</w:t>
+        </w:r>
+      </w:hyperlink>
+      <w:r>
+        <w:rPr>
+          <w:rFonts w:ascii="Calibri" w:hAnsi="Calibri" w:eastAsia="Calibri"/>
+          <w:b w:val="0"/>
+          <w:i w:val="0"/>
+          <w:color w:val="535353"/>
+          <w:sz w:val="18"/>
+        </w:rPr>
+        <w:t xml:space="preserve">  ·  </w:t>
+      </w:r>
+      <w:hyperlink r:id="rId11">
+        <w:r>
+          <w:rPr>
+            <w:color w:val="0563C1"/>
+            <w:u w:val="single"/>
+            <w:sz w:val="18"/>
+            <w:rFonts w:ascii="Calibri" w:hAnsi="Calibri"/>
+          </w:rPr>
+          <w:t xml:space="preserve">Статус имплементации MLETR (UNCITRAL)</w:t>
+        </w:r>
+      </w:hyperlink>
+      <w:r>
+        <w:rPr>
+          <w:rFonts w:ascii="Calibri" w:hAnsi="Calibri" w:eastAsia="Calibri"/>
+          <w:b w:val="0"/>
+          <w:i w:val="0"/>
+          <w:color w:val="535353"/>
+          <w:sz w:val="18"/>
+        </w:rPr>
+        <w:t xml:space="preserve">  ·  </w:t>
+      </w:r>
+      <w:hyperlink r:id="rId12">
+        <w:r>
+          <w:rPr>
+            <w:color w:val="0563C1"/>
+            <w:u w:val="single"/>
+            <w:sz w:val="18"/>
+            <w:rFonts w:ascii="Calibri" w:hAnsi="Calibri"/>
+          </w:rPr>
+          <w:t xml:space="preserve">Конвенция ООН 2005 об электронных сообщениях в международных договорах</w:t>
+        </w:r>
+      </w:hyperlink>
+    </w:p>
+    <w:p>
+      <w:r>
+        <w:rPr>
+          <w:rFonts w:ascii="Calibri" w:hAnsi="Calibri" w:eastAsia="Calibri"/>
+          <w:b w:val="0"/>
+          <w:i w:val="0"/>
           <w:sz w:val="24"/>
         </w:rPr>
         <w:t>Признаются электронные записи и подписи. Стороны могут исключить электронную форму соглашением или установить дополнительные требования к аутентификации.</w:t>
       </w:r>
     </w:p>
     <w:p>
+      <w:pPr>
+        <w:spacing w:before="0" w:after="200"/>
+      </w:pPr>
       <w:r>
         <w:rPr>
           <w:rFonts w:ascii="Calibri" w:hAnsi="Calibri" w:eastAsia="Calibri"/>
           <w:b w:val="0"/>
+          <w:i/>
+          <w:color w:val="535353"/>
+          <w:sz w:val="18"/>
+        </w:rPr>
+        <w:t xml:space="preserve">Проверить: </w:t>
+      </w:r>
+      <w:hyperlink r:id="rId9">
+        <w:r>
+          <w:rPr>
+            <w:color w:val="0563C1"/>
+            <w:u w:val="single"/>
+            <w:sz w:val="18"/>
+            <w:rFonts w:ascii="Calibri" w:hAnsi="Calibri"/>
+          </w:rPr>
+          <w:t xml:space="preserve">Singapore Electronic Transactions Act 2010</w:t>
+        </w:r>
+      </w:hyperlink>
+      <w:r>
+        <w:rPr>
+          <w:rFonts w:ascii="Calibri" w:hAnsi="Calibri" w:eastAsia="Calibri"/>
+          <w:b w:val="0"/>
+          <w:i w:val="0"/>
+          <w:color w:val="535353"/>
+          <w:sz w:val="18"/>
+        </w:rPr>
+        <w:t xml:space="preserve">  ·  </w:t>
+      </w:r>
+      <w:hyperlink r:id="rId10">
+        <w:r>
+          <w:rPr>
+            <w:color w:val="0563C1"/>
+            <w:u w:val="single"/>
+            <w:sz w:val="18"/>
+            <w:rFonts w:ascii="Calibri" w:hAnsi="Calibri"/>
+          </w:rPr>
+          <w:t xml:space="preserve">UNCITRAL MLETR 2017</w:t>
+        </w:r>
+      </w:hyperlink>
+      <w:r>
+        <w:rPr>
+          <w:rFonts w:ascii="Calibri" w:hAnsi="Calibri" w:eastAsia="Calibri"/>
+          <w:b w:val="0"/>
+          <w:i w:val="0"/>
+          <w:color w:val="535353"/>
+          <w:sz w:val="18"/>
+        </w:rPr>
+        <w:t xml:space="preserve">  ·  </w:t>
+      </w:r>
+      <w:hyperlink r:id="rId11">
+        <w:r>
+          <w:rPr>
+            <w:color w:val="0563C1"/>
+            <w:u w:val="single"/>
+            <w:sz w:val="18"/>
+            <w:rFonts w:ascii="Calibri" w:hAnsi="Calibri"/>
+          </w:rPr>
+          <w:t xml:space="preserve">Статус имплементации MLETR (UNCITRAL)</w:t>
+        </w:r>
+      </w:hyperlink>
+      <w:r>
+        <w:rPr>
+          <w:rFonts w:ascii="Calibri" w:hAnsi="Calibri" w:eastAsia="Calibri"/>
+          <w:b w:val="0"/>
+          <w:i w:val="0"/>
+          <w:color w:val="535353"/>
+          <w:sz w:val="18"/>
+        </w:rPr>
+        <w:t xml:space="preserve">  ·  </w:t>
+      </w:r>
+      <w:hyperlink r:id="rId12">
+        <w:r>
+          <w:rPr>
+            <w:color w:val="0563C1"/>
+            <w:u w:val="single"/>
+            <w:sz w:val="18"/>
+            <w:rFonts w:ascii="Calibri" w:hAnsi="Calibri"/>
+          </w:rPr>
+          <w:t xml:space="preserve">Конвенция ООН 2005 об электронных сообщениях в международных договорах</w:t>
+        </w:r>
+      </w:hyperlink>
+    </w:p>
+    <w:p>
+      <w:r>
+        <w:rPr>
+          <w:rFonts w:ascii="Calibri" w:hAnsi="Calibri" w:eastAsia="Calibri"/>
+          <w:b w:val="0"/>
+          <w:i w:val="0"/>
           <w:sz w:val="24"/>
         </w:rPr>
         <w:t>Введено понятие secure electronic signature: при соблюдении критериев (уникальность, идентификация, контроль средства, связь с записью) действуют презумпции аутентичности и целостности.</w:t>
       </w:r>
     </w:p>
     <w:p>
+      <w:pPr>
+        <w:spacing w:before="0" w:after="200"/>
+      </w:pPr>
       <w:r>
         <w:rPr>
           <w:rFonts w:ascii="Calibri" w:hAnsi="Calibri" w:eastAsia="Calibri"/>
           <w:b w:val="0"/>
+          <w:i/>
+          <w:color w:val="535353"/>
+          <w:sz w:val="18"/>
+        </w:rPr>
+        <w:t xml:space="preserve">Проверить: </w:t>
+      </w:r>
+      <w:hyperlink r:id="rId9">
+        <w:r>
+          <w:rPr>
+            <w:color w:val="0563C1"/>
+            <w:u w:val="single"/>
+            <w:sz w:val="18"/>
+            <w:rFonts w:ascii="Calibri" w:hAnsi="Calibri"/>
+          </w:rPr>
+          <w:t xml:space="preserve">Singapore Electronic Transactions Act 2010</w:t>
+        </w:r>
+      </w:hyperlink>
+      <w:r>
+        <w:rPr>
+          <w:rFonts w:ascii="Calibri" w:hAnsi="Calibri" w:eastAsia="Calibri"/>
+          <w:b w:val="0"/>
+          <w:i w:val="0"/>
+          <w:color w:val="535353"/>
+          <w:sz w:val="18"/>
+        </w:rPr>
+        <w:t xml:space="preserve">  ·  </w:t>
+      </w:r>
+      <w:hyperlink r:id="rId10">
+        <w:r>
+          <w:rPr>
+            <w:color w:val="0563C1"/>
+            <w:u w:val="single"/>
+            <w:sz w:val="18"/>
+            <w:rFonts w:ascii="Calibri" w:hAnsi="Calibri"/>
+          </w:rPr>
+          <w:t xml:space="preserve">UNCITRAL MLETR 2017</w:t>
+        </w:r>
+      </w:hyperlink>
+      <w:r>
+        <w:rPr>
+          <w:rFonts w:ascii="Calibri" w:hAnsi="Calibri" w:eastAsia="Calibri"/>
+          <w:b w:val="0"/>
+          <w:i w:val="0"/>
+          <w:color w:val="535353"/>
+          <w:sz w:val="18"/>
+        </w:rPr>
+        <w:t xml:space="preserve">  ·  </w:t>
+      </w:r>
+      <w:hyperlink r:id="rId11">
+        <w:r>
+          <w:rPr>
+            <w:color w:val="0563C1"/>
+            <w:u w:val="single"/>
+            <w:sz w:val="18"/>
+            <w:rFonts w:ascii="Calibri" w:hAnsi="Calibri"/>
+          </w:rPr>
+          <w:t xml:space="preserve">Статус имплементации MLETR (UNCITRAL)</w:t>
+        </w:r>
+      </w:hyperlink>
+      <w:r>
+        <w:rPr>
+          <w:rFonts w:ascii="Calibri" w:hAnsi="Calibri" w:eastAsia="Calibri"/>
+          <w:b w:val="0"/>
+          <w:i w:val="0"/>
+          <w:color w:val="535353"/>
+          <w:sz w:val="18"/>
+        </w:rPr>
+        <w:t xml:space="preserve">  ·  </w:t>
+      </w:r>
+      <w:hyperlink r:id="rId12">
+        <w:r>
+          <w:rPr>
+            <w:color w:val="0563C1"/>
+            <w:u w:val="single"/>
+            <w:sz w:val="18"/>
+            <w:rFonts w:ascii="Calibri" w:hAnsi="Calibri"/>
+          </w:rPr>
+          <w:t xml:space="preserve">Конвенция ООН 2005 об электронных сообщениях в международных договорах</w:t>
+        </w:r>
+      </w:hyperlink>
+    </w:p>
+    <w:p>
+      <w:r>
+        <w:rPr>
+          <w:rFonts w:ascii="Calibri" w:hAnsi="Calibri" w:eastAsia="Calibri"/>
+          <w:b w:val="0"/>
+          <w:i w:val="0"/>
           <w:sz w:val="24"/>
         </w:rPr>
         <w:t>После 2021 Сингапур — один из первых крупных торговых хабов с полноценным режимом электронных передаваемых документов, включая электронные коносаменты (e‑B/L).</w:t>
       </w:r>
     </w:p>
     <w:p>
+      <w:pPr>
+        <w:spacing w:before="0" w:after="200"/>
+      </w:pPr>
       <w:r>
         <w:rPr>
           <w:rFonts w:ascii="Calibri" w:hAnsi="Calibri" w:eastAsia="Calibri"/>
           <w:b w:val="0"/>
+          <w:i/>
+          <w:color w:val="535353"/>
+          <w:sz w:val="18"/>
+        </w:rPr>
+        <w:t xml:space="preserve">Проверить: </w:t>
+      </w:r>
+      <w:hyperlink r:id="rId9">
+        <w:r>
+          <w:rPr>
+            <w:color w:val="0563C1"/>
+            <w:u w:val="single"/>
+            <w:sz w:val="18"/>
+            <w:rFonts w:ascii="Calibri" w:hAnsi="Calibri"/>
+          </w:rPr>
+          <w:t xml:space="preserve">Singapore Electronic Transactions Act 2010</w:t>
+        </w:r>
+      </w:hyperlink>
+      <w:r>
+        <w:rPr>
+          <w:rFonts w:ascii="Calibri" w:hAnsi="Calibri" w:eastAsia="Calibri"/>
+          <w:b w:val="0"/>
+          <w:i w:val="0"/>
+          <w:color w:val="535353"/>
+          <w:sz w:val="18"/>
+        </w:rPr>
+        <w:t xml:space="preserve">  ·  </w:t>
+      </w:r>
+      <w:hyperlink r:id="rId10">
+        <w:r>
+          <w:rPr>
+            <w:color w:val="0563C1"/>
+            <w:u w:val="single"/>
+            <w:sz w:val="18"/>
+            <w:rFonts w:ascii="Calibri" w:hAnsi="Calibri"/>
+          </w:rPr>
+          <w:t xml:space="preserve">UNCITRAL MLETR 2017</w:t>
+        </w:r>
+      </w:hyperlink>
+      <w:r>
+        <w:rPr>
+          <w:rFonts w:ascii="Calibri" w:hAnsi="Calibri" w:eastAsia="Calibri"/>
+          <w:b w:val="0"/>
+          <w:i w:val="0"/>
+          <w:color w:val="535353"/>
+          <w:sz w:val="18"/>
+        </w:rPr>
+        <w:t xml:space="preserve">  ·  </w:t>
+      </w:r>
+      <w:hyperlink r:id="rId11">
+        <w:r>
+          <w:rPr>
+            <w:color w:val="0563C1"/>
+            <w:u w:val="single"/>
+            <w:sz w:val="18"/>
+            <w:rFonts w:ascii="Calibri" w:hAnsi="Calibri"/>
+          </w:rPr>
+          <w:t xml:space="preserve">Статус имплементации MLETR (UNCITRAL)</w:t>
+        </w:r>
+      </w:hyperlink>
+      <w:r>
+        <w:rPr>
+          <w:rFonts w:ascii="Calibri" w:hAnsi="Calibri" w:eastAsia="Calibri"/>
+          <w:b w:val="0"/>
+          <w:i w:val="0"/>
+          <w:color w:val="535353"/>
+          <w:sz w:val="18"/>
+        </w:rPr>
+        <w:t xml:space="preserve">  ·  </w:t>
+      </w:r>
+      <w:hyperlink r:id="rId12">
+        <w:r>
+          <w:rPr>
+            <w:color w:val="0563C1"/>
+            <w:u w:val="single"/>
+            <w:sz w:val="18"/>
+            <w:rFonts w:ascii="Calibri" w:hAnsi="Calibri"/>
+          </w:rPr>
+          <w:t xml:space="preserve">Конвенция ООН 2005 об электронных сообщениях в международных договорах</w:t>
+        </w:r>
+      </w:hyperlink>
+    </w:p>
+    <w:p>
+      <w:r>
+        <w:rPr>
+          <w:rFonts w:ascii="Calibri" w:hAnsi="Calibri" w:eastAsia="Calibri"/>
+          <w:b w:val="0"/>
+          <w:i w:val="0"/>
           <w:sz w:val="24"/>
         </w:rPr>
         <w:t>По статусу UNCITRAL на 2026 г. законодательство на базе или под влиянием MLETR принято уже в 13 юрисдикциях; Сингапур остаётся ориентиром по качеству имплементации.</w:t>
       </w:r>
+    </w:p>
+    <w:p>
+      <w:pPr>
+        <w:spacing w:before="0" w:after="200"/>
+      </w:pPr>
+      <w:r>
+        <w:rPr>
+          <w:rFonts w:ascii="Calibri" w:hAnsi="Calibri" w:eastAsia="Calibri"/>
+          <w:b w:val="0"/>
+          <w:i/>
+          <w:color w:val="535353"/>
+          <w:sz w:val="18"/>
+        </w:rPr>
+        <w:t xml:space="preserve">Проверить: </w:t>
+      </w:r>
+      <w:hyperlink r:id="rId9">
+        <w:r>
+          <w:rPr>
+            <w:color w:val="0563C1"/>
+            <w:u w:val="single"/>
+            <w:sz w:val="18"/>
+            <w:rFonts w:ascii="Calibri" w:hAnsi="Calibri"/>
+          </w:rPr>
+          <w:t xml:space="preserve">Singapore Electronic Transactions Act 2010</w:t>
+        </w:r>
+      </w:hyperlink>
+      <w:r>
+        <w:rPr>
+          <w:rFonts w:ascii="Calibri" w:hAnsi="Calibri" w:eastAsia="Calibri"/>
+          <w:b w:val="0"/>
+          <w:i w:val="0"/>
+          <w:color w:val="535353"/>
+          <w:sz w:val="18"/>
+        </w:rPr>
+        <w:t xml:space="preserve">  ·  </w:t>
+      </w:r>
+      <w:hyperlink r:id="rId10">
+        <w:r>
+          <w:rPr>
+            <w:color w:val="0563C1"/>
+            <w:u w:val="single"/>
+            <w:sz w:val="18"/>
+            <w:rFonts w:ascii="Calibri" w:hAnsi="Calibri"/>
+          </w:rPr>
+          <w:t xml:space="preserve">UNCITRAL MLETR 2017</w:t>
+        </w:r>
+      </w:hyperlink>
+      <w:r>
+        <w:rPr>
+          <w:rFonts w:ascii="Calibri" w:hAnsi="Calibri" w:eastAsia="Calibri"/>
+          <w:b w:val="0"/>
+          <w:i w:val="0"/>
+          <w:color w:val="535353"/>
+          <w:sz w:val="18"/>
+        </w:rPr>
+        <w:t xml:space="preserve">  ·  </w:t>
+      </w:r>
+      <w:hyperlink r:id="rId11">
+        <w:r>
+          <w:rPr>
+            <w:color w:val="0563C1"/>
+            <w:u w:val="single"/>
+            <w:sz w:val="18"/>
+            <w:rFonts w:ascii="Calibri" w:hAnsi="Calibri"/>
+          </w:rPr>
+          <w:t xml:space="preserve">Статус имплементации MLETR (UNCITRAL)</w:t>
+        </w:r>
+      </w:hyperlink>
+      <w:r>
+        <w:rPr>
+          <w:rFonts w:ascii="Calibri" w:hAnsi="Calibri" w:eastAsia="Calibri"/>
+          <w:b w:val="0"/>
+          <w:i w:val="0"/>
+          <w:color w:val="535353"/>
+          <w:sz w:val="18"/>
+        </w:rPr>
+        <w:t xml:space="preserve">  ·  </w:t>
+      </w:r>
+      <w:hyperlink r:id="rId12">
+        <w:r>
+          <w:rPr>
+            <w:color w:val="0563C1"/>
+            <w:u w:val="single"/>
+            <w:sz w:val="18"/>
+            <w:rFonts w:ascii="Calibri" w:hAnsi="Calibri"/>
+          </w:rPr>
+          <w:t xml:space="preserve">Конвенция ООН 2005 об электронных сообщениях в международных договорах</w:t>
+        </w:r>
+      </w:hyperlink>
     </w:p>
     <w:p>
       <w:pPr>
@@ -129,6 +687,7 @@
         <w:rPr>
           <w:rFonts w:ascii="Calibri" w:hAnsi="Calibri" w:eastAsia="Calibri"/>
           <w:b w:val="0"/>
+          <w:i w:val="0"/>
           <w:sz w:val="24"/>
         </w:rPr>
         <w:t>Сочетание технологической нейтральности и «secure»‑презумпций.</w:t>
@@ -142,6 +701,7 @@
         <w:rPr>
           <w:rFonts w:ascii="Calibri" w:hAnsi="Calibri" w:eastAsia="Calibri"/>
           <w:b w:val="0"/>
+          <w:i w:val="0"/>
           <w:sz w:val="24"/>
         </w:rPr>
         <w:t>Прямая ориентация на международную торговлю и MLETR.</w:t>
@@ -155,6 +715,7 @@
         <w:rPr>
           <w:rFonts w:ascii="Calibri" w:hAnsi="Calibri" w:eastAsia="Calibri"/>
           <w:b w:val="0"/>
+          <w:i w:val="0"/>
           <w:sz w:val="24"/>
         </w:rPr>
         <w:t>Добровольность электронной формы + право сторон ужесточить требования.</w:t>
@@ -168,10 +729,100 @@
         <w:rPr>
           <w:rFonts w:ascii="Calibri" w:hAnsi="Calibri" w:eastAsia="Calibri"/>
           <w:b w:val="0"/>
+          <w:i w:val="0"/>
           <w:sz w:val="24"/>
         </w:rPr>
         <w:t>Фокус на transferable records (товарораспорядительные документы), а не только на договорах и счетах.</w:t>
       </w:r>
+    </w:p>
+    <w:p>
+      <w:pPr>
+        <w:spacing w:before="0" w:after="200"/>
+      </w:pPr>
+      <w:r>
+        <w:rPr>
+          <w:rFonts w:ascii="Calibri" w:hAnsi="Calibri" w:eastAsia="Calibri"/>
+          <w:b w:val="0"/>
+          <w:i/>
+          <w:color w:val="535353"/>
+          <w:sz w:val="18"/>
+        </w:rPr>
+        <w:t xml:space="preserve">Проверить: </w:t>
+      </w:r>
+      <w:hyperlink r:id="rId9">
+        <w:r>
+          <w:rPr>
+            <w:color w:val="0563C1"/>
+            <w:u w:val="single"/>
+            <w:sz w:val="18"/>
+            <w:rFonts w:ascii="Calibri" w:hAnsi="Calibri"/>
+          </w:rPr>
+          <w:t xml:space="preserve">Singapore Electronic Transactions Act 2010</w:t>
+        </w:r>
+      </w:hyperlink>
+      <w:r>
+        <w:rPr>
+          <w:rFonts w:ascii="Calibri" w:hAnsi="Calibri" w:eastAsia="Calibri"/>
+          <w:b w:val="0"/>
+          <w:i w:val="0"/>
+          <w:color w:val="535353"/>
+          <w:sz w:val="18"/>
+        </w:rPr>
+        <w:t xml:space="preserve">  ·  </w:t>
+      </w:r>
+      <w:hyperlink r:id="rId10">
+        <w:r>
+          <w:rPr>
+            <w:color w:val="0563C1"/>
+            <w:u w:val="single"/>
+            <w:sz w:val="18"/>
+            <w:rFonts w:ascii="Calibri" w:hAnsi="Calibri"/>
+          </w:rPr>
+          <w:t xml:space="preserve">UNCITRAL MLETR 2017</w:t>
+        </w:r>
+      </w:hyperlink>
+      <w:r>
+        <w:rPr>
+          <w:rFonts w:ascii="Calibri" w:hAnsi="Calibri" w:eastAsia="Calibri"/>
+          <w:b w:val="0"/>
+          <w:i w:val="0"/>
+          <w:color w:val="535353"/>
+          <w:sz w:val="18"/>
+        </w:rPr>
+        <w:t xml:space="preserve">  ·  </w:t>
+      </w:r>
+      <w:hyperlink r:id="rId11">
+        <w:r>
+          <w:rPr>
+            <w:color w:val="0563C1"/>
+            <w:u w:val="single"/>
+            <w:sz w:val="18"/>
+            <w:rFonts w:ascii="Calibri" w:hAnsi="Calibri"/>
+          </w:rPr>
+          <w:t xml:space="preserve">Статус имплементации MLETR (UNCITRAL)</w:t>
+        </w:r>
+      </w:hyperlink>
+      <w:r>
+        <w:rPr>
+          <w:rFonts w:ascii="Calibri" w:hAnsi="Calibri" w:eastAsia="Calibri"/>
+          <w:b w:val="0"/>
+          <w:i w:val="0"/>
+          <w:color w:val="535353"/>
+          <w:sz w:val="18"/>
+        </w:rPr>
+        <w:t xml:space="preserve">  ·  </w:t>
+      </w:r>
+      <w:hyperlink r:id="rId12">
+        <w:r>
+          <w:rPr>
+            <w:color w:val="0563C1"/>
+            <w:u w:val="single"/>
+            <w:sz w:val="18"/>
+            <w:rFonts w:ascii="Calibri" w:hAnsi="Calibri"/>
+          </w:rPr>
+          <w:t xml:space="preserve">Конвенция ООН 2005 об электронных сообщениях в международных договорах</w:t>
+        </w:r>
+      </w:hyperlink>
     </w:p>
     <w:p>
       <w:pPr>
@@ -189,6 +840,7 @@
         <w:rPr>
           <w:rFonts w:ascii="Calibri" w:hAnsi="Calibri" w:eastAsia="Calibri"/>
           <w:b w:val="0"/>
+          <w:i w:val="0"/>
           <w:sz w:val="24"/>
         </w:rPr>
         <w:t>Юридическая сила электронного документа и подписи — прежде всего ФЗ от 06.04.2011 № 63‑ФЗ (ПЭП / УНЭП / УКЭП).</w:t>
@@ -202,6 +854,7 @@
         <w:rPr>
           <w:rFonts w:ascii="Calibri" w:hAnsi="Calibri" w:eastAsia="Calibri"/>
           <w:b w:val="0"/>
+          <w:i w:val="0"/>
           <w:sz w:val="24"/>
         </w:rPr>
         <w:t>B2B‑ЭДО (счета‑фактуры, УПД и др.) — через операторов ЭДО и отраслевые требования ФНС / Минфина.</w:t>
@@ -215,6 +868,7 @@
         <w:rPr>
           <w:rFonts w:ascii="Calibri" w:hAnsi="Calibri" w:eastAsia="Calibri"/>
           <w:b w:val="0"/>
+          <w:i w:val="0"/>
           <w:sz w:val="24"/>
         </w:rPr>
         <w:t>Кадровый ЭДО — ст. 22.1–22.3 ТК РФ (согласие работника, виды ЭП, исключения).</w:t>
@@ -228,6 +882,7 @@
         <w:rPr>
           <w:rFonts w:ascii="Calibri" w:hAnsi="Calibri" w:eastAsia="Calibri"/>
           <w:b w:val="0"/>
+          <w:i w:val="0"/>
           <w:sz w:val="24"/>
         </w:rPr>
         <w:t>Трансграничное признание иностранных ЭП — ст. 7 63‑ФЗ: международные договоры, соглашение сторон, существенная эквивалентность; в ЕАЭС — через службу доверенной третьей стороны (ДТС).</w:t>
@@ -241,16 +896,107 @@
         <w:rPr>
           <w:rFonts w:ascii="Calibri" w:hAnsi="Calibri" w:eastAsia="Calibri"/>
           <w:b w:val="0"/>
+          <w:i w:val="0"/>
           <w:sz w:val="24"/>
         </w:rPr>
         <w:t>С августа 2026: ФЗ от 04.08.2026 № 315‑ФЗ — правила УКЭП для международных (межправительственных) организаций и их филиалов/представительств в РФ; квалифицированный сертификат выдаёт УЦ ФНС России.</w:t>
       </w:r>
     </w:p>
     <w:p>
+      <w:pPr>
+        <w:spacing w:before="0" w:after="200"/>
+      </w:pPr>
       <w:r>
         <w:rPr>
           <w:rFonts w:ascii="Calibri" w:hAnsi="Calibri" w:eastAsia="Calibri"/>
           <w:b w:val="0"/>
+          <w:i/>
+          <w:color w:val="535353"/>
+          <w:sz w:val="18"/>
+        </w:rPr>
+        <w:t xml:space="preserve">Проверить: </w:t>
+      </w:r>
+      <w:hyperlink r:id="rId13">
+        <w:r>
+          <w:rPr>
+            <w:color w:val="0563C1"/>
+            <w:u w:val="single"/>
+            <w:sz w:val="18"/>
+            <w:rFonts w:ascii="Calibri" w:hAnsi="Calibri"/>
+          </w:rPr>
+          <w:t xml:space="preserve">ФЗ от 06.04.2011 № 63‑ФЗ «Об электронной подписи»</w:t>
+        </w:r>
+      </w:hyperlink>
+      <w:r>
+        <w:rPr>
+          <w:rFonts w:ascii="Calibri" w:hAnsi="Calibri" w:eastAsia="Calibri"/>
+          <w:b w:val="0"/>
+          <w:i w:val="0"/>
+          <w:color w:val="535353"/>
+          <w:sz w:val="18"/>
+        </w:rPr>
+        <w:t xml:space="preserve">  ·  </w:t>
+      </w:r>
+      <w:hyperlink r:id="rId14">
+        <w:r>
+          <w:rPr>
+            <w:color w:val="0563C1"/>
+            <w:u w:val="single"/>
+            <w:sz w:val="18"/>
+            <w:rFonts w:ascii="Calibri" w:hAnsi="Calibri"/>
+          </w:rPr>
+          <w:t xml:space="preserve">ТК РФ, ст. 22.1–22.3 (кадровый ЭДО)</w:t>
+        </w:r>
+      </w:hyperlink>
+      <w:r>
+        <w:rPr>
+          <w:rFonts w:ascii="Calibri" w:hAnsi="Calibri" w:eastAsia="Calibri"/>
+          <w:b w:val="0"/>
+          <w:i w:val="0"/>
+          <w:color w:val="535353"/>
+          <w:sz w:val="18"/>
+        </w:rPr>
+        <w:t xml:space="preserve">  ·  </w:t>
+      </w:r>
+      <w:hyperlink r:id="rId15">
+        <w:r>
+          <w:rPr>
+            <w:color w:val="0563C1"/>
+            <w:u w:val="single"/>
+            <w:sz w:val="18"/>
+            <w:rFonts w:ascii="Calibri" w:hAnsi="Calibri"/>
+          </w:rPr>
+          <w:t xml:space="preserve">ФЗ от 04.08.2026 № 315‑ФЗ (УКЭП международных организаций)</w:t>
+        </w:r>
+      </w:hyperlink>
+      <w:r>
+        <w:rPr>
+          <w:rFonts w:ascii="Calibri" w:hAnsi="Calibri" w:eastAsia="Calibri"/>
+          <w:b w:val="0"/>
+          <w:i w:val="0"/>
+          <w:color w:val="535353"/>
+          <w:sz w:val="18"/>
+        </w:rPr>
+        <w:t xml:space="preserve">  ·  </w:t>
+      </w:r>
+      <w:hyperlink r:id="rId16">
+        <w:r>
+          <w:rPr>
+            <w:color w:val="0563C1"/>
+            <w:u w:val="single"/>
+            <w:sz w:val="18"/>
+            <w:rFonts w:ascii="Calibri" w:hAnsi="Calibri"/>
+          </w:rPr>
+          <w:t xml:space="preserve">Решение Коллегии ЕЭК от 22.08.2023 № 120 (ДТС ЕАЭС)</w:t>
+        </w:r>
+      </w:hyperlink>
+    </w:p>
+    <w:p>
+      <w:r>
+        <w:rPr>
+          <w:rFonts w:ascii="Calibri" w:hAnsi="Calibri" w:eastAsia="Calibri"/>
+          <w:b w:val="0"/>
+          <w:i w:val="0"/>
           <w:sz w:val="24"/>
         </w:rPr>
         <w:t>Источники по РФ (для сверки):</w:t>
@@ -264,11 +1010,12 @@
         <w:rPr>
           <w:rFonts w:ascii="Calibri" w:hAnsi="Calibri" w:eastAsia="Calibri"/>
           <w:b w:val="0"/>
+          <w:i w:val="0"/>
           <w:sz w:val="22"/>
         </w:rPr>
         <w:t xml:space="preserve">ФЗ от 06.04.2011 № 63‑ФЗ «Об электронной подписи»: </w:t>
       </w:r>
-      <w:hyperlink r:id="rId9">
+      <w:hyperlink r:id="rId13">
         <w:r>
           <w:rPr>
             <w:color w:val="0563C1"/>
@@ -288,11 +1035,12 @@
         <w:rPr>
           <w:rFonts w:ascii="Calibri" w:hAnsi="Calibri" w:eastAsia="Calibri"/>
           <w:b w:val="0"/>
+          <w:i w:val="0"/>
           <w:sz w:val="22"/>
         </w:rPr>
         <w:t xml:space="preserve">ТК РФ, ст. 22.1–22.3 (кадровый ЭДО): </w:t>
       </w:r>
-      <w:hyperlink r:id="rId10">
+      <w:hyperlink r:id="rId14">
         <w:r>
           <w:rPr>
             <w:color w:val="0563C1"/>
@@ -312,11 +1060,12 @@
         <w:rPr>
           <w:rFonts w:ascii="Calibri" w:hAnsi="Calibri" w:eastAsia="Calibri"/>
           <w:b w:val="0"/>
+          <w:i w:val="0"/>
           <w:sz w:val="22"/>
         </w:rPr>
         <w:t xml:space="preserve">ФЗ от 04.08.2026 № 315‑ФЗ (УКЭП международных организаций): </w:t>
       </w:r>
-      <w:hyperlink r:id="rId11">
+      <w:hyperlink r:id="rId15">
         <w:r>
           <w:rPr>
             <w:color w:val="0563C1"/>
@@ -336,11 +1085,12 @@
         <w:rPr>
           <w:rFonts w:ascii="Calibri" w:hAnsi="Calibri" w:eastAsia="Calibri"/>
           <w:b w:val="0"/>
+          <w:i w:val="0"/>
           <w:sz w:val="22"/>
         </w:rPr>
         <w:t xml:space="preserve">Решение Коллегии ЕЭК от 22.08.2023 № 120 (ДТС ЕАЭС): </w:t>
       </w:r>
-      <w:hyperlink r:id="rId12">
+      <w:hyperlink r:id="rId16">
         <w:r>
           <w:rPr>
             <w:color w:val="0563C1"/>
@@ -367,14 +1117,15 @@
         <w:tblLook w:firstColumn="1" w:firstRow="1" w:lastColumn="0" w:lastRow="0" w:noHBand="0" w:noVBand="1" w:val="04A0"/>
       </w:tblPr>
       <w:tblGrid>
-        <w:gridCol w:w="3175"/>
-        <w:gridCol w:w="3175"/>
-        <w:gridCol w:w="3175"/>
+        <w:gridCol w:w="2381"/>
+        <w:gridCol w:w="2381"/>
+        <w:gridCol w:w="2381"/>
+        <w:gridCol w:w="2381"/>
       </w:tblGrid>
       <w:tr>
         <w:tc>
           <w:tcPr>
-            <w:tcW w:type="dxa" w:w="3175"/>
+            <w:tcW w:type="dxa" w:w="2381"/>
             <w:shd w:fill="1F4E79" w:val="clear"/>
           </w:tcPr>
           <w:p>
@@ -383,6 +1134,7 @@
               <w:rPr>
                 <w:rFonts w:ascii="Calibri" w:hAnsi="Calibri" w:eastAsia="Calibri"/>
                 <w:b/>
+                <w:i w:val="0"/>
                 <w:color w:val="FFFFFF"/>
                 <w:sz w:val="20"/>
               </w:rPr>
@@ -392,7 +1144,7 @@
         </w:tc>
         <w:tc>
           <w:tcPr>
-            <w:tcW w:type="dxa" w:w="3175"/>
+            <w:tcW w:type="dxa" w:w="2381"/>
             <w:shd w:fill="1F4E79" w:val="clear"/>
           </w:tcPr>
           <w:p>
@@ -401,6 +1153,7 @@
               <w:rPr>
                 <w:rFonts w:ascii="Calibri" w:hAnsi="Calibri" w:eastAsia="Calibri"/>
                 <w:b/>
+                <w:i w:val="0"/>
                 <w:color w:val="FFFFFF"/>
                 <w:sz w:val="20"/>
               </w:rPr>
@@ -410,7 +1163,7 @@
         </w:tc>
         <w:tc>
           <w:tcPr>
-            <w:tcW w:type="dxa" w:w="3175"/>
+            <w:tcW w:type="dxa" w:w="2381"/>
             <w:shd w:fill="1F4E79" w:val="clear"/>
           </w:tcPr>
           <w:p>
@@ -419,6 +1172,7 @@
               <w:rPr>
                 <w:rFonts w:ascii="Calibri" w:hAnsi="Calibri" w:eastAsia="Calibri"/>
                 <w:b/>
+                <w:i w:val="0"/>
                 <w:color w:val="FFFFFF"/>
                 <w:sz w:val="20"/>
               </w:rPr>
@@ -426,11 +1180,10 @@
             </w:r>
           </w:p>
         </w:tc>
-      </w:tr>
-      <w:tr>
         <w:tc>
           <w:tcPr>
-            <w:tcW w:type="dxa" w:w="3175"/>
+            <w:tcW w:type="dxa" w:w="2381"/>
+            <w:shd w:fill="1F4E79" w:val="clear"/>
           </w:tcPr>
           <w:p>
             <w:r/>
@@ -438,6 +1191,27 @@
               <w:rPr>
                 <w:rFonts w:ascii="Calibri" w:hAnsi="Calibri" w:eastAsia="Calibri"/>
                 <w:b/>
+                <w:i w:val="0"/>
+                <w:color w:val="FFFFFF"/>
+                <w:sz w:val="20"/>
+              </w:rPr>
+              <w:t>Проверить</w:t>
+            </w:r>
+          </w:p>
+        </w:tc>
+      </w:tr>
+      <w:tr>
+        <w:tc>
+          <w:tcPr>
+            <w:tcW w:type="dxa" w:w="2381"/>
+          </w:tcPr>
+          <w:p>
+            <w:r/>
+            <w:r>
+              <w:rPr>
+                <w:rFonts w:ascii="Calibri" w:hAnsi="Calibri" w:eastAsia="Calibri"/>
+                <w:b/>
+                <w:i w:val="0"/>
                 <w:sz w:val="20"/>
               </w:rPr>
               <w:t>Юридическая сила</w:t>
@@ -446,7 +1220,7 @@
         </w:tc>
         <w:tc>
           <w:tcPr>
-            <w:tcW w:type="dxa" w:w="3175"/>
+            <w:tcW w:type="dxa" w:w="2381"/>
           </w:tcPr>
           <w:p>
             <w:r/>
@@ -454,6 +1228,7 @@
               <w:rPr>
                 <w:rFonts w:ascii="Calibri" w:hAnsi="Calibri" w:eastAsia="Calibri"/>
                 <w:b w:val="0"/>
+                <w:i w:val="0"/>
                 <w:sz w:val="20"/>
               </w:rPr>
               <w:t>Электронные записи и подписи признаются; стороны могут исключить электронную форму соглашением</w:t>
@@ -462,7 +1237,7 @@
         </w:tc>
         <w:tc>
           <w:tcPr>
-            <w:tcW w:type="dxa" w:w="3175"/>
+            <w:tcW w:type="dxa" w:w="2381"/>
           </w:tcPr>
           <w:p>
             <w:r/>
@@ -470,17 +1245,37 @@
               <w:rPr>
                 <w:rFonts w:ascii="Calibri" w:hAnsi="Calibri" w:eastAsia="Calibri"/>
                 <w:b w:val="0"/>
+                <w:i w:val="0"/>
                 <w:sz w:val="20"/>
               </w:rPr>
               <w:t>Эл. документ с ЭП признаётся при соблюдении вида подписи и закона/соглашения (63‑ФЗ)</w:t>
             </w:r>
           </w:p>
         </w:tc>
+        <w:tc>
+          <w:tcPr>
+            <w:tcW w:type="dxa" w:w="2381"/>
+          </w:tcPr>
+          <w:p>
+            <w:r/>
+            <w:hyperlink r:id="rId9">
+              <w:r>
+                <w:rPr>
+                  <w:color w:val="0563C1"/>
+                  <w:u w:val="single"/>
+                  <w:sz w:val="18"/>
+                  <w:rFonts w:ascii="Calibri" w:hAnsi="Calibri"/>
+                </w:rPr>
+                <w:t xml:space="preserve">Singapore Electronic Transactions Act 2010</w:t>
+              </w:r>
+            </w:hyperlink>
+          </w:p>
+        </w:tc>
       </w:tr>
       <w:tr>
         <w:tc>
           <w:tcPr>
-            <w:tcW w:type="dxa" w:w="3175"/>
+            <w:tcW w:type="dxa" w:w="2381"/>
           </w:tcPr>
           <w:p>
             <w:r/>
@@ -488,6 +1283,7 @@
               <w:rPr>
                 <w:rFonts w:ascii="Calibri" w:hAnsi="Calibri" w:eastAsia="Calibri"/>
                 <w:b/>
+                <w:i w:val="0"/>
                 <w:sz w:val="20"/>
               </w:rPr>
               <w:t>Модель подписи</w:t>
@@ -496,7 +1292,7 @@
         </w:tc>
         <w:tc>
           <w:tcPr>
-            <w:tcW w:type="dxa" w:w="3175"/>
+            <w:tcW w:type="dxa" w:w="2381"/>
           </w:tcPr>
           <w:p>
             <w:r/>
@@ -504,6 +1300,7 @@
               <w:rPr>
                 <w:rFonts w:ascii="Calibri" w:hAnsi="Calibri" w:eastAsia="Calibri"/>
                 <w:b w:val="0"/>
+                <w:i w:val="0"/>
                 <w:sz w:val="20"/>
               </w:rPr>
               <w:t>Электронная подпись + secure electronic signature с презумпциями аутентичности и целостности</w:t>
@@ -512,7 +1309,7 @@
         </w:tc>
         <w:tc>
           <w:tcPr>
-            <w:tcW w:type="dxa" w:w="3175"/>
+            <w:tcW w:type="dxa" w:w="2381"/>
           </w:tcPr>
           <w:p>
             <w:r/>
@@ -520,17 +1317,37 @@
               <w:rPr>
                 <w:rFonts w:ascii="Calibri" w:hAnsi="Calibri" w:eastAsia="Calibri"/>
                 <w:b w:val="0"/>
+                <w:i w:val="0"/>
                 <w:sz w:val="20"/>
               </w:rPr>
               <w:t>ПЭП / УНЭП / УКЭП</w:t>
             </w:r>
           </w:p>
         </w:tc>
+        <w:tc>
+          <w:tcPr>
+            <w:tcW w:type="dxa" w:w="2381"/>
+          </w:tcPr>
+          <w:p>
+            <w:r/>
+            <w:hyperlink r:id="rId13">
+              <w:r>
+                <w:rPr>
+                  <w:color w:val="0563C1"/>
+                  <w:u w:val="single"/>
+                  <w:sz w:val="18"/>
+                  <w:rFonts w:ascii="Calibri" w:hAnsi="Calibri"/>
+                </w:rPr>
+                <w:t xml:space="preserve">ФЗ от 06.04.2011 № 63‑ФЗ «Об электронной подписи»</w:t>
+              </w:r>
+            </w:hyperlink>
+          </w:p>
+        </w:tc>
       </w:tr>
       <w:tr>
         <w:tc>
           <w:tcPr>
-            <w:tcW w:type="dxa" w:w="3175"/>
+            <w:tcW w:type="dxa" w:w="2381"/>
           </w:tcPr>
           <w:p>
             <w:r/>
@@ -538,6 +1355,7 @@
               <w:rPr>
                 <w:rFonts w:ascii="Calibri" w:hAnsi="Calibri" w:eastAsia="Calibri"/>
                 <w:b/>
+                <w:i w:val="0"/>
                 <w:sz w:val="20"/>
               </w:rPr>
               <w:t>Инфраструктура доверия</w:t>
@@ -546,7 +1364,7 @@
         </w:tc>
         <w:tc>
           <w:tcPr>
-            <w:tcW w:type="dxa" w:w="3175"/>
+            <w:tcW w:type="dxa" w:w="2381"/>
           </w:tcPr>
           <w:p>
             <w:r/>
@@ -554,6 +1372,7 @@
               <w:rPr>
                 <w:rFonts w:ascii="Calibri" w:hAnsi="Calibri" w:eastAsia="Calibri"/>
                 <w:b w:val="0"/>
+                <w:i w:val="0"/>
                 <w:sz w:val="20"/>
               </w:rPr>
               <w:t>Критерии надёжности / commercially reasonable procedures; цифровая подпись на асимметричной криптографии</w:t>
@@ -562,7 +1381,7 @@
         </w:tc>
         <w:tc>
           <w:tcPr>
-            <w:tcW w:type="dxa" w:w="3175"/>
+            <w:tcW w:type="dxa" w:w="2381"/>
           </w:tcPr>
           <w:p>
             <w:r/>
@@ -570,17 +1389,37 @@
               <w:rPr>
                 <w:rFonts w:ascii="Calibri" w:hAnsi="Calibri" w:eastAsia="Calibri"/>
                 <w:b w:val="0"/>
+                <w:i w:val="0"/>
                 <w:sz w:val="20"/>
               </w:rPr>
               <w:t>Аккредитованные УЦ, операторы ЭДО, УЦ ФНС</w:t>
             </w:r>
           </w:p>
         </w:tc>
+        <w:tc>
+          <w:tcPr>
+            <w:tcW w:type="dxa" w:w="2381"/>
+          </w:tcPr>
+          <w:p>
+            <w:r/>
+            <w:hyperlink r:id="rId9">
+              <w:r>
+                <w:rPr>
+                  <w:color w:val="0563C1"/>
+                  <w:u w:val="single"/>
+                  <w:sz w:val="18"/>
+                  <w:rFonts w:ascii="Calibri" w:hAnsi="Calibri"/>
+                </w:rPr>
+                <w:t xml:space="preserve">Singapore Electronic Transactions Act 2010</w:t>
+              </w:r>
+            </w:hyperlink>
+          </w:p>
+        </w:tc>
       </w:tr>
       <w:tr>
         <w:tc>
           <w:tcPr>
-            <w:tcW w:type="dxa" w:w="3175"/>
+            <w:tcW w:type="dxa" w:w="2381"/>
           </w:tcPr>
           <w:p>
             <w:r/>
@@ -588,6 +1427,7 @@
               <w:rPr>
                 <w:rFonts w:ascii="Calibri" w:hAnsi="Calibri" w:eastAsia="Calibri"/>
                 <w:b/>
+                <w:i w:val="0"/>
                 <w:sz w:val="20"/>
               </w:rPr>
               <w:t>Трансграничность</w:t>
@@ -596,7 +1436,7 @@
         </w:tc>
         <w:tc>
           <w:tcPr>
-            <w:tcW w:type="dxa" w:w="3175"/>
+            <w:tcW w:type="dxa" w:w="2381"/>
           </w:tcPr>
           <w:p>
             <w:r/>
@@ -604,6 +1444,7 @@
               <w:rPr>
                 <w:rFonts w:ascii="Calibri" w:hAnsi="Calibri" w:eastAsia="Calibri"/>
                 <w:b w:val="0"/>
+                <w:i w:val="0"/>
                 <w:sz w:val="20"/>
               </w:rPr>
               <w:t>Имплементация Конвенции 2005; MLETR — иностранные электронные передаваемые записи не отвергаются только из‑за места выпуска</w:t>
@@ -612,7 +1453,7 @@
         </w:tc>
         <w:tc>
           <w:tcPr>
-            <w:tcW w:type="dxa" w:w="3175"/>
+            <w:tcW w:type="dxa" w:w="2381"/>
           </w:tcPr>
           <w:p>
             <w:r/>
@@ -620,10 +1461,30 @@
               <w:rPr>
                 <w:rFonts w:ascii="Calibri" w:hAnsi="Calibri" w:eastAsia="Calibri"/>
                 <w:b w:val="0"/>
+                <w:i w:val="0"/>
                 <w:sz w:val="20"/>
               </w:rPr>
               <w:t>Ст. 7 63‑ФЗ, договоры сторон, ДТС ЕАЭС; 315‑ФЗ — УКЭП международных организаций</w:t>
             </w:r>
+          </w:p>
+        </w:tc>
+        <w:tc>
+          <w:tcPr>
+            <w:tcW w:type="dxa" w:w="2381"/>
+          </w:tcPr>
+          <w:p>
+            <w:r/>
+            <w:hyperlink r:id="rId13">
+              <w:r>
+                <w:rPr>
+                  <w:color w:val="0563C1"/>
+                  <w:u w:val="single"/>
+                  <w:sz w:val="18"/>
+                  <w:rFonts w:ascii="Calibri" w:hAnsi="Calibri"/>
+                </w:rPr>
+                <w:t xml:space="preserve">Ст. 7 63‑ФЗ — признание иностранных электронных подписей</w:t>
+              </w:r>
+            </w:hyperlink>
           </w:p>
         </w:tc>
       </w:tr>
@@ -637,6 +1498,7 @@
         <w:rPr>
           <w:rFonts w:ascii="Calibri" w:hAnsi="Calibri" w:eastAsia="Calibri"/>
           <w:b w:val="0"/>
+          <w:i w:val="0"/>
           <w:sz w:val="24"/>
         </w:rPr>
         <w:t>С РФ: оба правопорядка признают ЭП и электронные записи; в РФ сильнее детализированы виды ЭП и операторский ЭДО.</w:t>
@@ -650,6 +1512,7 @@
         <w:rPr>
           <w:rFonts w:ascii="Calibri" w:hAnsi="Calibri" w:eastAsia="Calibri"/>
           <w:b w:val="0"/>
+          <w:i w:val="0"/>
           <w:sz w:val="24"/>
         </w:rPr>
         <w:t>Сингапур опережает РФ в режиме электронных передаваемых документов; в РФ этот блок пока фрагментарен.</w:t>
@@ -663,6 +1526,7 @@
         <w:rPr>
           <w:rFonts w:ascii="Calibri" w:hAnsi="Calibri" w:eastAsia="Calibri"/>
           <w:b w:val="0"/>
+          <w:i w:val="0"/>
           <w:sz w:val="24"/>
         </w:rPr>
         <w:t>Презумпции secure signature близки по смыслу к усиленной/квалифицированной подписи, но сформулированы через критерии надёжности, а не через аккредитацию УЦ.</w:t>
@@ -676,10 +1540,142 @@
         <w:rPr>
           <w:rFonts w:ascii="Calibri" w:hAnsi="Calibri" w:eastAsia="Calibri"/>
           <w:b w:val="0"/>
+          <w:i w:val="0"/>
           <w:sz w:val="24"/>
         </w:rPr>
         <w:t>Стороны в Сингапуре могут договором исключить электронную форму — в РФ для ряда документов электронная форма, наоборот, обязательна (счета‑фактуры).</w:t>
       </w:r>
+    </w:p>
+    <w:p>
+      <w:pPr>
+        <w:spacing w:before="0" w:after="200"/>
+      </w:pPr>
+      <w:r>
+        <w:rPr>
+          <w:rFonts w:ascii="Calibri" w:hAnsi="Calibri" w:eastAsia="Calibri"/>
+          <w:b w:val="0"/>
+          <w:i/>
+          <w:color w:val="535353"/>
+          <w:sz w:val="18"/>
+        </w:rPr>
+        <w:t xml:space="preserve">Проверить: </w:t>
+      </w:r>
+      <w:hyperlink r:id="rId9">
+        <w:r>
+          <w:rPr>
+            <w:color w:val="0563C1"/>
+            <w:u w:val="single"/>
+            <w:sz w:val="18"/>
+            <w:rFonts w:ascii="Calibri" w:hAnsi="Calibri"/>
+          </w:rPr>
+          <w:t xml:space="preserve">Singapore Electronic Transactions Act 2010</w:t>
+        </w:r>
+      </w:hyperlink>
+      <w:r>
+        <w:rPr>
+          <w:rFonts w:ascii="Calibri" w:hAnsi="Calibri" w:eastAsia="Calibri"/>
+          <w:b w:val="0"/>
+          <w:i w:val="0"/>
+          <w:color w:val="535353"/>
+          <w:sz w:val="18"/>
+        </w:rPr>
+        <w:t xml:space="preserve">  ·  </w:t>
+      </w:r>
+      <w:hyperlink r:id="rId10">
+        <w:r>
+          <w:rPr>
+            <w:color w:val="0563C1"/>
+            <w:u w:val="single"/>
+            <w:sz w:val="18"/>
+            <w:rFonts w:ascii="Calibri" w:hAnsi="Calibri"/>
+          </w:rPr>
+          <w:t xml:space="preserve">UNCITRAL MLETR 2017</w:t>
+        </w:r>
+      </w:hyperlink>
+      <w:r>
+        <w:rPr>
+          <w:rFonts w:ascii="Calibri" w:hAnsi="Calibri" w:eastAsia="Calibri"/>
+          <w:b w:val="0"/>
+          <w:i w:val="0"/>
+          <w:color w:val="535353"/>
+          <w:sz w:val="18"/>
+        </w:rPr>
+        <w:t xml:space="preserve">  ·  </w:t>
+      </w:r>
+      <w:hyperlink r:id="rId11">
+        <w:r>
+          <w:rPr>
+            <w:color w:val="0563C1"/>
+            <w:u w:val="single"/>
+            <w:sz w:val="18"/>
+            <w:rFonts w:ascii="Calibri" w:hAnsi="Calibri"/>
+          </w:rPr>
+          <w:t xml:space="preserve">Статус имплементации MLETR (UNCITRAL)</w:t>
+        </w:r>
+      </w:hyperlink>
+      <w:r>
+        <w:rPr>
+          <w:rFonts w:ascii="Calibri" w:hAnsi="Calibri" w:eastAsia="Calibri"/>
+          <w:b w:val="0"/>
+          <w:i w:val="0"/>
+          <w:color w:val="535353"/>
+          <w:sz w:val="18"/>
+        </w:rPr>
+        <w:t xml:space="preserve">  ·  </w:t>
+      </w:r>
+      <w:hyperlink r:id="rId12">
+        <w:r>
+          <w:rPr>
+            <w:color w:val="0563C1"/>
+            <w:u w:val="single"/>
+            <w:sz w:val="18"/>
+            <w:rFonts w:ascii="Calibri" w:hAnsi="Calibri"/>
+          </w:rPr>
+          <w:t xml:space="preserve">Конвенция ООН 2005 об электронных сообщениях в международных договорах</w:t>
+        </w:r>
+      </w:hyperlink>
+      <w:r>
+        <w:rPr>
+          <w:rFonts w:ascii="Calibri" w:hAnsi="Calibri" w:eastAsia="Calibri"/>
+          <w:b w:val="0"/>
+          <w:i w:val="0"/>
+          <w:color w:val="535353"/>
+          <w:sz w:val="18"/>
+        </w:rPr>
+        <w:t xml:space="preserve">  ·  </w:t>
+      </w:r>
+      <w:hyperlink r:id="rId13">
+        <w:r>
+          <w:rPr>
+            <w:color w:val="0563C1"/>
+            <w:u w:val="single"/>
+            <w:sz w:val="18"/>
+            <w:rFonts w:ascii="Calibri" w:hAnsi="Calibri"/>
+          </w:rPr>
+          <w:t xml:space="preserve">ФЗ от 06.04.2011 № 63‑ФЗ «Об электронной подписи»</w:t>
+        </w:r>
+      </w:hyperlink>
+      <w:r>
+        <w:rPr>
+          <w:rFonts w:ascii="Calibri" w:hAnsi="Calibri" w:eastAsia="Calibri"/>
+          <w:b w:val="0"/>
+          <w:i w:val="0"/>
+          <w:color w:val="535353"/>
+          <w:sz w:val="18"/>
+        </w:rPr>
+        <w:t xml:space="preserve">  ·  </w:t>
+      </w:r>
+      <w:hyperlink r:id="rId14">
+        <w:r>
+          <w:rPr>
+            <w:color w:val="0563C1"/>
+            <w:u w:val="single"/>
+            <w:sz w:val="18"/>
+            <w:rFonts w:ascii="Calibri" w:hAnsi="Calibri"/>
+          </w:rPr>
+          <w:t xml:space="preserve">ТК РФ, ст. 22.1–22.3 (кадровый ЭДО)</w:t>
+        </w:r>
+      </w:hyperlink>
     </w:p>
     <w:p>
       <w:pPr>
@@ -697,6 +1693,7 @@
         <w:rPr>
           <w:rFonts w:ascii="Calibri" w:hAnsi="Calibri" w:eastAsia="Calibri"/>
           <w:b w:val="0"/>
+          <w:i w:val="0"/>
           <w:sz w:val="24"/>
         </w:rPr>
         <w:t>Режим электронных передаваемых записей для внешней торговли и логистики (электронные коносаменты и аналоги) по мотивам MLETR/ETA.</w:t>
@@ -710,6 +1707,7 @@
         <w:rPr>
           <w:rFonts w:ascii="Calibri" w:hAnsi="Calibri" w:eastAsia="Calibri"/>
           <w:b w:val="0"/>
+          <w:i w:val="0"/>
           <w:sz w:val="24"/>
         </w:rPr>
         <w:t>Явные презумпции аутентичности и целостности для согласованных «secure»‑процедур УНЭП — без требования УКЭП там, где риск невелик.</w:t>
@@ -723,10 +1721,121 @@
         <w:rPr>
           <w:rFonts w:ascii="Calibri" w:hAnsi="Calibri" w:eastAsia="Calibri"/>
           <w:b w:val="0"/>
+          <w:i w:val="0"/>
           <w:sz w:val="24"/>
         </w:rPr>
         <w:t>Право сторон договором установить более строгую аутентификацию, чем минимум закона.</w:t>
       </w:r>
+    </w:p>
+    <w:p>
+      <w:pPr>
+        <w:spacing w:before="0" w:after="200"/>
+      </w:pPr>
+      <w:r>
+        <w:rPr>
+          <w:rFonts w:ascii="Calibri" w:hAnsi="Calibri" w:eastAsia="Calibri"/>
+          <w:b w:val="0"/>
+          <w:i/>
+          <w:color w:val="535353"/>
+          <w:sz w:val="18"/>
+        </w:rPr>
+        <w:t xml:space="preserve">Проверить: </w:t>
+      </w:r>
+      <w:hyperlink r:id="rId9">
+        <w:r>
+          <w:rPr>
+            <w:color w:val="0563C1"/>
+            <w:u w:val="single"/>
+            <w:sz w:val="18"/>
+            <w:rFonts w:ascii="Calibri" w:hAnsi="Calibri"/>
+          </w:rPr>
+          <w:t xml:space="preserve">Singapore Electronic Transactions Act 2010</w:t>
+        </w:r>
+      </w:hyperlink>
+      <w:r>
+        <w:rPr>
+          <w:rFonts w:ascii="Calibri" w:hAnsi="Calibri" w:eastAsia="Calibri"/>
+          <w:b w:val="0"/>
+          <w:i w:val="0"/>
+          <w:color w:val="535353"/>
+          <w:sz w:val="18"/>
+        </w:rPr>
+        <w:t xml:space="preserve">  ·  </w:t>
+      </w:r>
+      <w:hyperlink r:id="rId10">
+        <w:r>
+          <w:rPr>
+            <w:color w:val="0563C1"/>
+            <w:u w:val="single"/>
+            <w:sz w:val="18"/>
+            <w:rFonts w:ascii="Calibri" w:hAnsi="Calibri"/>
+          </w:rPr>
+          <w:t xml:space="preserve">UNCITRAL MLETR 2017</w:t>
+        </w:r>
+      </w:hyperlink>
+      <w:r>
+        <w:rPr>
+          <w:rFonts w:ascii="Calibri" w:hAnsi="Calibri" w:eastAsia="Calibri"/>
+          <w:b w:val="0"/>
+          <w:i w:val="0"/>
+          <w:color w:val="535353"/>
+          <w:sz w:val="18"/>
+        </w:rPr>
+        <w:t xml:space="preserve">  ·  </w:t>
+      </w:r>
+      <w:hyperlink r:id="rId11">
+        <w:r>
+          <w:rPr>
+            <w:color w:val="0563C1"/>
+            <w:u w:val="single"/>
+            <w:sz w:val="18"/>
+            <w:rFonts w:ascii="Calibri" w:hAnsi="Calibri"/>
+          </w:rPr>
+          <w:t xml:space="preserve">Статус имплементации MLETR (UNCITRAL)</w:t>
+        </w:r>
+      </w:hyperlink>
+      <w:r>
+        <w:rPr>
+          <w:rFonts w:ascii="Calibri" w:hAnsi="Calibri" w:eastAsia="Calibri"/>
+          <w:b w:val="0"/>
+          <w:i w:val="0"/>
+          <w:color w:val="535353"/>
+          <w:sz w:val="18"/>
+        </w:rPr>
+        <w:t xml:space="preserve">  ·  </w:t>
+      </w:r>
+      <w:hyperlink r:id="rId12">
+        <w:r>
+          <w:rPr>
+            <w:color w:val="0563C1"/>
+            <w:u w:val="single"/>
+            <w:sz w:val="18"/>
+            <w:rFonts w:ascii="Calibri" w:hAnsi="Calibri"/>
+          </w:rPr>
+          <w:t xml:space="preserve">Конвенция ООН 2005 об электронных сообщениях в международных договорах</w:t>
+        </w:r>
+      </w:hyperlink>
+      <w:r>
+        <w:rPr>
+          <w:rFonts w:ascii="Calibri" w:hAnsi="Calibri" w:eastAsia="Calibri"/>
+          <w:b w:val="0"/>
+          <w:i w:val="0"/>
+          <w:color w:val="535353"/>
+          <w:sz w:val="18"/>
+        </w:rPr>
+        <w:t xml:space="preserve">  ·  </w:t>
+      </w:r>
+      <w:hyperlink r:id="rId14">
+        <w:r>
+          <w:rPr>
+            <w:color w:val="0563C1"/>
+            <w:u w:val="single"/>
+            <w:sz w:val="18"/>
+            <w:rFonts w:ascii="Calibri" w:hAnsi="Calibri"/>
+          </w:rPr>
+          <w:t xml:space="preserve">ТК РФ, ст. 22.1–22.3 (кадровый ЭДО)</w:t>
+        </w:r>
+      </w:hyperlink>
     </w:p>
     <w:p>
       <w:pPr>
@@ -744,6 +1853,7 @@
         <w:rPr>
           <w:rFonts w:ascii="Calibri" w:hAnsi="Calibri" w:eastAsia="Calibri"/>
           <w:b w:val="0"/>
+          <w:i w:val="0"/>
           <w:sz w:val="24"/>
         </w:rPr>
         <w:t>Переносить MLETR в кадровый ЭДО — это режим товарораспорядительных документов, не трудовых.</w:t>
@@ -757,10 +1867,100 @@
         <w:rPr>
           <w:rFonts w:ascii="Calibri" w:hAnsi="Calibri" w:eastAsia="Calibri"/>
           <w:b w:val="0"/>
+          <w:i w:val="0"/>
           <w:sz w:val="24"/>
         </w:rPr>
         <w:t>Отказаться от аккредитации УЦ только потому, что Сингапур формулирует «secure» через критерии: в РФ B2G без УКЭП не взлетит.</w:t>
       </w:r>
+    </w:p>
+    <w:p>
+      <w:pPr>
+        <w:spacing w:before="0" w:after="200"/>
+      </w:pPr>
+      <w:r>
+        <w:rPr>
+          <w:rFonts w:ascii="Calibri" w:hAnsi="Calibri" w:eastAsia="Calibri"/>
+          <w:b w:val="0"/>
+          <w:i/>
+          <w:color w:val="535353"/>
+          <w:sz w:val="18"/>
+        </w:rPr>
+        <w:t xml:space="preserve">Проверить: </w:t>
+      </w:r>
+      <w:hyperlink r:id="rId9">
+        <w:r>
+          <w:rPr>
+            <w:color w:val="0563C1"/>
+            <w:u w:val="single"/>
+            <w:sz w:val="18"/>
+            <w:rFonts w:ascii="Calibri" w:hAnsi="Calibri"/>
+          </w:rPr>
+          <w:t xml:space="preserve">Singapore Electronic Transactions Act 2010</w:t>
+        </w:r>
+      </w:hyperlink>
+      <w:r>
+        <w:rPr>
+          <w:rFonts w:ascii="Calibri" w:hAnsi="Calibri" w:eastAsia="Calibri"/>
+          <w:b w:val="0"/>
+          <w:i w:val="0"/>
+          <w:color w:val="535353"/>
+          <w:sz w:val="18"/>
+        </w:rPr>
+        <w:t xml:space="preserve">  ·  </w:t>
+      </w:r>
+      <w:hyperlink r:id="rId10">
+        <w:r>
+          <w:rPr>
+            <w:color w:val="0563C1"/>
+            <w:u w:val="single"/>
+            <w:sz w:val="18"/>
+            <w:rFonts w:ascii="Calibri" w:hAnsi="Calibri"/>
+          </w:rPr>
+          <w:t xml:space="preserve">UNCITRAL MLETR 2017</w:t>
+        </w:r>
+      </w:hyperlink>
+      <w:r>
+        <w:rPr>
+          <w:rFonts w:ascii="Calibri" w:hAnsi="Calibri" w:eastAsia="Calibri"/>
+          <w:b w:val="0"/>
+          <w:i w:val="0"/>
+          <w:color w:val="535353"/>
+          <w:sz w:val="18"/>
+        </w:rPr>
+        <w:t xml:space="preserve">  ·  </w:t>
+      </w:r>
+      <w:hyperlink r:id="rId11">
+        <w:r>
+          <w:rPr>
+            <w:color w:val="0563C1"/>
+            <w:u w:val="single"/>
+            <w:sz w:val="18"/>
+            <w:rFonts w:ascii="Calibri" w:hAnsi="Calibri"/>
+          </w:rPr>
+          <w:t xml:space="preserve">Статус имплементации MLETR (UNCITRAL)</w:t>
+        </w:r>
+      </w:hyperlink>
+      <w:r>
+        <w:rPr>
+          <w:rFonts w:ascii="Calibri" w:hAnsi="Calibri" w:eastAsia="Calibri"/>
+          <w:b w:val="0"/>
+          <w:i w:val="0"/>
+          <w:color w:val="535353"/>
+          <w:sz w:val="18"/>
+        </w:rPr>
+        <w:t xml:space="preserve">  ·  </w:t>
+      </w:r>
+      <w:hyperlink r:id="rId12">
+        <w:r>
+          <w:rPr>
+            <w:color w:val="0563C1"/>
+            <w:u w:val="single"/>
+            <w:sz w:val="18"/>
+            <w:rFonts w:ascii="Calibri" w:hAnsi="Calibri"/>
+          </w:rPr>
+          <w:t xml:space="preserve">Конвенция ООН 2005 об электронных сообщениях в международных договорах</w:t>
+        </w:r>
+      </w:hyperlink>
     </w:p>
     <w:p>
       <w:pPr>
@@ -778,11 +1978,12 @@
         <w:rPr>
           <w:rFonts w:ascii="Calibri" w:hAnsi="Calibri" w:eastAsia="Calibri"/>
           <w:b w:val="0"/>
+          <w:i w:val="0"/>
           <w:sz w:val="22"/>
         </w:rPr>
         <w:t xml:space="preserve">Singapore Electronic Transactions Act 2010: </w:t>
       </w:r>
-      <w:hyperlink r:id="rId13">
+      <w:hyperlink r:id="rId9">
         <w:r>
           <w:rPr>
             <w:color w:val="0563C1"/>
@@ -802,11 +2003,12 @@
         <w:rPr>
           <w:rFonts w:ascii="Calibri" w:hAnsi="Calibri" w:eastAsia="Calibri"/>
           <w:b w:val="0"/>
+          <w:i w:val="0"/>
           <w:sz w:val="22"/>
         </w:rPr>
         <w:t xml:space="preserve">UNCITRAL MLETR 2017: </w:t>
       </w:r>
-      <w:hyperlink r:id="rId14">
+      <w:hyperlink r:id="rId10">
         <w:r>
           <w:rPr>
             <w:color w:val="0563C1"/>
@@ -826,11 +2028,12 @@
         <w:rPr>
           <w:rFonts w:ascii="Calibri" w:hAnsi="Calibri" w:eastAsia="Calibri"/>
           <w:b w:val="0"/>
+          <w:i w:val="0"/>
           <w:sz w:val="22"/>
         </w:rPr>
         <w:t xml:space="preserve">Статус имплементации MLETR (UNCITRAL): </w:t>
       </w:r>
-      <w:hyperlink r:id="rId15">
+      <w:hyperlink r:id="rId11">
         <w:r>
           <w:rPr>
             <w:color w:val="0563C1"/>
@@ -850,11 +2053,12 @@
         <w:rPr>
           <w:rFonts w:ascii="Calibri" w:hAnsi="Calibri" w:eastAsia="Calibri"/>
           <w:b w:val="0"/>
+          <w:i w:val="0"/>
           <w:sz w:val="22"/>
         </w:rPr>
         <w:t xml:space="preserve">Конвенция ООН 2005 об электронных сообщениях в международных договорах: </w:t>
       </w:r>
-      <w:hyperlink r:id="rId16">
+      <w:hyperlink r:id="rId12">
         <w:r>
           <w:rPr>
             <w:color w:val="0563C1"/>
